--- a/ky/wisdom-stories/what-do-i-need-it-for.docx
+++ b/ky/wisdom-stories/what-do-i-need-it-for.docx
@@ -39,7 +39,7 @@
           <w:sz w:val="22"/>
           <w:lang w:val="ky-KG"/>
         </w:rPr>
-        <w:t>Кануни Султан Сулейман (1494–1566; 1520-жылы такка отуруп, өмүрүнүн акырына чейин бийлик жүргүзгөн) Осмон мамлекетин өз доорунда мүмкүн болгон эң бийик деңгээлге жеткирет. Бирок ал кээде: «Күндөрдүн биринде Осмон урпактары да төмөндөп, мамлекети кыйрап калабы?» — деп ойлоно берчү экен.</w:t>
+        <w:t>Кануни Султан Сулейман (1494–1566; 1520-жылы такка отуруп, өмүрүнүн акырына чейин бийлик жүргүзгөн) Осмон мамлекетин өз доорунун эң кубаттуу мамлекеттеринин бирине айлантат. Бирок ал кээде: «Күндөрдүн биринде Осмон урпактарынын мамлекети да алсырап, кыйрап калабы?» — деп ойлоно берчү экен.</w:t>
       </w:r>
     </w:p>
     <w:p>
@@ -183,7 +183,7 @@
           <w:sz w:val="22"/>
           <w:lang w:val="ky-KG"/>
         </w:rPr>
-        <w:t>«Султаным! Эгер бир мамлекетте зулумдук жайылып, адилетсиздик чегине жетсе, аны уккандар да “мага эмне” деп четке чыга берсе; койлорду карышкырлар эмес, койчулар жесе; билгендер чындыкты айтпай унчукпай, аны жашырса; кедейлердин, муктаждардын, жакырлардын, жетим-жесирлердин зар-муңу асманга жетип, аны таштан башка эч ким укпаса — анда мамлекеттин акыры көрүнөт. Мындай учурда мамлекеттик казына бошойт, элдин ишеними менен урмат-сыйы солгундайт. Тынчтыктын тиреги болгон баш ийүү сезими жоголуп, элге болгон урмат өчөт. Ошентип, кыйроо менен банкроттук сөзсүз келет...»</w:t>
+        <w:t>«Султаным! Эгер бир мамлекетте зулумдук жайылып, адилетсиздик аршка көтөрүлсө, аны уккандар да “мага эмне” деп четке чыга берсе; койлорду карышкырлар эмес, койчулар жесе; билгендер чындыкты айтпай унчукпай, аны жашырса; кедейлердин, муктаждардын, жакырлардын, кимсиздердин зар-муңу асманга жетип, аны таштан башка эч ким укпаса — анда мамлекеттин акыры көрүнөт. Мындай учурда мамлекеттик казына бошойт, элдин ишеними менен урмат-сыйы солгундайт. Тынчтыктын тиреги болгон баш ийүү сезими жоголуп, элге болгон урмат өчөт. Ошентип, кыйроо менен банкроттук сөзсүз келет...»</w:t>
       </w:r>
     </w:p>
     <w:p>
@@ -201,7 +201,7 @@
           <w:sz w:val="22"/>
           <w:lang w:val="ky-KG"/>
         </w:rPr>
-        <w:t>Бул сөздөрдү угуп отуруп ыйлап жиберген кары султан башын жерге салып, алардын туура экенин мойнуна алат. Анан өз өлкөсүндө ага ушундай насаат айта ала турган аалым бар экенине Кудайга шүгүр кылып, ал жерден чыгып кетет.</w:t>
+        <w:t>Бул сөздөрдү угуп отуруп ыйлап жиберген кары султан башын төмөн салып, алардын туура экенин мойнуна алат. Анан өз өлкөсүндө ага ушундай насаат айта ала турган аалым бар экенине Кудайга шүгүр кылып, ал жерден чыгып кетет.</w:t>
       </w:r>
     </w:p>
     <w:p>
@@ -225,7 +225,7 @@
           <w:sz w:val="22"/>
           <w:lang w:val="ky-KG"/>
         </w:rPr>
-        <w:t xml:space="preserve">Сабак: </w:t>
+        <w:t>Сабак: Зулумдукту көрүп «мага эмне» деген коом төмөндөйт. Адилетсиздикке көз жумуу — ага шерик болуу.</w:t>
       </w:r>
       <w:r>
         <w:rPr>
@@ -234,7 +234,6 @@
           <w:sz w:val="22"/>
           <w:lang w:val="ky-KG"/>
         </w:rPr>
-        <w:t>Адилетсиздикти көрүп туруп «мага эмне» деп четке чыкпа. Кайдыгерлик зулумдуктун күч алышына жол берет.</w:t>
       </w:r>
     </w:p>
     <w:p>
@@ -254,7 +253,7 @@
           <w:sz w:val="18"/>
           <w:lang w:val="ky-KG"/>
         </w:rPr>
-        <w:t>Окуя ачык интернет булактарынан алынды.</w:t>
+        <w:t>Аңгемелер ачык интернет булактарынан алынган, иллюстрациялар болсо ЖИ менен түзүлгөн.</w:t>
       </w:r>
     </w:p>
     <w:sectPr>
